--- a/docs/downloads/john-nelson-darby/doc_0434.docx
+++ b/docs/downloads/john-nelson-darby/doc_0434.docx
@@ -1,6 +1,6 @@
 
 <file path=word/document.xml><?xml version="1.0" encoding="utf-8"?>
-<w:document xmlns:wpc="http://schemas.microsoft.com/office/word/2010/wordprocessingCanvas" xmlns:cx="http://schemas.microsoft.com/office/drawing/2014/chartex" xmlns:cx1="http://schemas.microsoft.com/office/drawing/2015/9/8/chartex" xmlns:cx2="http://schemas.microsoft.com/office/drawing/2015/10/21/chartex" xmlns:cx3="http://schemas.microsoft.com/office/drawing/2016/5/9/chartex" xmlns:cx4="http://schemas.microsoft.com/office/drawing/2016/5/10/chartex" xmlns:cx5="http://schemas.microsoft.com/office/drawing/2016/5/11/chartex" xmlns:cx6="http://schemas.microsoft.com/office/drawing/2016/5/12/chartex" xmlns:cx7="http://schemas.microsoft.com/office/drawing/2016/5/13/chartex" xmlns:cx8="http://schemas.microsoft.com/office/drawing/2016/5/14/chartex" xmlns:mc="http://schemas.openxmlformats.org/markup-compatibility/2006" xmlns:aink="http://schemas.microsoft.com/office/drawing/2016/ink" xmlns:am3d="http://schemas.microsoft.com/office/drawing/2017/model3d" xmlns:o="urn:schemas-microsoft-com:office:office" xmlns:r="http://schemas.openxmlformats.org/officeDocument/2006/relationships" xmlns:m="http://schemas.openxmlformats.org/officeDocument/2006/math" xmlns:v="urn:schemas-microsoft-com:vml" xmlns:wp14="http://schemas.microsoft.com/office/word/2010/wordprocessingDrawing" xmlns:wp="http://schemas.openxmlformats.org/drawingml/2006/wordprocessingDrawing" xmlns:w10="urn:schemas-microsoft-com:office:word" xmlns:w="http://schemas.openxmlformats.org/wordprocessingml/2006/main" xmlns:w14="http://schemas.microsoft.com/office/word/2010/wordml" xmlns:w15="http://schemas.microsoft.com/office/word/2012/wordml" xmlns:w16cid="http://schemas.microsoft.com/office/word/2016/wordml/cid" xmlns:w16se="http://schemas.microsoft.com/office/word/2015/wordml/symex" xmlns:wpg="http://schemas.microsoft.com/office/word/2010/wordprocessingGroup" xmlns:wpi="http://schemas.microsoft.com/office/word/2010/wordprocessingInk" xmlns:wne="http://schemas.microsoft.com/office/word/2006/wordml" xmlns:wps="http://schemas.microsoft.com/office/word/2010/wordprocessingShape" mc:Ignorable="w14 w15 w16se w16cid wp14">
+<w:document xmlns:wpc="http://schemas.microsoft.com/office/word/2010/wordprocessingCanvas" xmlns:cx="http://schemas.microsoft.com/office/drawing/2014/chartex" xmlns:cx1="http://schemas.microsoft.com/office/drawing/2015/9/8/chartex" xmlns:cx2="http://schemas.microsoft.com/office/drawing/2015/10/21/chartex" xmlns:cx3="http://schemas.microsoft.com/office/drawing/2016/5/9/chartex" xmlns:cx4="http://schemas.microsoft.com/office/drawing/2016/5/10/chartex" xmlns:cx5="http://schemas.microsoft.com/office/drawing/2016/5/11/chartex" xmlns:cx6="http://schemas.microsoft.com/office/drawing/2016/5/12/chartex" xmlns:cx7="http://schemas.microsoft.com/office/drawing/2016/5/13/chartex" xmlns:cx8="http://schemas.microsoft.com/office/drawing/2016/5/14/chartex" xmlns:mc="http://schemas.openxmlformats.org/markup-compatibility/2006" xmlns:aink="http://schemas.microsoft.com/office/drawing/2016/ink" xmlns:am3d="http://schemas.microsoft.com/office/drawing/2017/model3d" xmlns:o="urn:schemas-microsoft-com:office:office" xmlns:oel="http://schemas.microsoft.com/office/2019/extlst" xmlns:r="http://schemas.openxmlformats.org/officeDocument/2006/relationships" xmlns:m="http://schemas.openxmlformats.org/officeDocument/2006/math" xmlns:v="urn:schemas-microsoft-com:vml" xmlns:wp14="http://schemas.microsoft.com/office/word/2010/wordprocessingDrawing" xmlns:wp="http://schemas.openxmlformats.org/drawingml/2006/wordprocessingDrawing" xmlns:w10="urn:schemas-microsoft-com:office:word" xmlns:w="http://schemas.openxmlformats.org/wordprocessingml/2006/main" xmlns:w14="http://schemas.microsoft.com/office/word/2010/wordml" xmlns:w15="http://schemas.microsoft.com/office/word/2012/wordml" xmlns:w16cex="http://schemas.microsoft.com/office/word/2018/wordml/cex" xmlns:w16cid="http://schemas.microsoft.com/office/word/2016/wordml/cid" xmlns:w16="http://schemas.microsoft.com/office/word/2018/wordml" xmlns:w16du="http://schemas.microsoft.com/office/word/2023/wordml/word16du" xmlns:w16sdtdh="http://schemas.microsoft.com/office/word/2020/wordml/sdtdatahash" xmlns:w16sdtfl="http://schemas.microsoft.com/office/word/2024/wordml/sdtformatlock" xmlns:w16se="http://schemas.microsoft.com/office/word/2015/wordml/symex" xmlns:wpg="http://schemas.microsoft.com/office/word/2010/wordprocessingGroup" xmlns:wpi="http://schemas.microsoft.com/office/word/2010/wordprocessingInk" xmlns:wne="http://schemas.microsoft.com/office/word/2006/wordml" xmlns:wps="http://schemas.microsoft.com/office/word/2010/wordprocessingShape" mc:Ignorable="w14 w15 w16se w16cid w16 w16cex w16sdtdh w16sdtfl w16du wp14">
   <w:body>
     <w:p>
       <w:pPr>
@@ -17,7 +17,7 @@
         <w:r>
           <w:rPr>
             <w:rStyle w:val="Hyperlink"/>
-            <w:rFonts w:ascii="Sakkal Majalla" w:hAnsi="Sakkal Majalla" w:cs="Sakkal Majalla" w:hint="cs"/>
+            <w:rFonts w:ascii="Sakkal Majalla" w:hAnsi="Sakkal Majalla" w:cs="Sakkal Majalla"/>
             <w:sz w:val="28"/>
             <w:szCs w:val="28"/>
             <w:rtl/>
@@ -40,7 +40,7 @@
       </w:pPr>
       <w:r>
         <w:rPr>
-          <w:rFonts w:ascii="Sakkal Majalla" w:hAnsi="Sakkal Majalla" w:cs="Sakkal Majalla" w:hint="cs"/>
+          <w:rFonts w:ascii="Sakkal Majalla" w:hAnsi="Sakkal Majalla" w:cs="Sakkal Majalla"/>
           <w:sz w:val="28"/>
           <w:szCs w:val="28"/>
           <w:rtl/>
@@ -62,7 +62,7 @@
       </w:pPr>
       <w:r>
         <w:rPr>
-          <w:rFonts w:ascii="Sakkal Majalla" w:hAnsi="Sakkal Majalla" w:cs="Sakkal Majalla" w:hint="cs"/>
+          <w:rFonts w:ascii="Sakkal Majalla" w:hAnsi="Sakkal Majalla" w:cs="Sakkal Majalla"/>
           <w:sz w:val="28"/>
           <w:szCs w:val="28"/>
           <w:rtl/>
@@ -72,7 +72,7 @@
       </w:r>
       <w:r>
         <w:rPr>
-          <w:rFonts w:ascii="Sakkal Majalla" w:hAnsi="Sakkal Majalla" w:cs="Sakkal Majalla" w:hint="cs"/>
+          <w:rFonts w:ascii="Sakkal Majalla" w:hAnsi="Sakkal Majalla" w:cs="Sakkal Majalla"/>
           <w:sz w:val="28"/>
           <w:szCs w:val="28"/>
           <w:rtl/>
@@ -82,7 +82,7 @@
       </w:r>
       <w:r>
         <w:rPr>
-          <w:rFonts w:ascii="Sakkal Majalla" w:hAnsi="Sakkal Majalla" w:cs="Sakkal Majalla" w:hint="cs"/>
+          <w:rFonts w:ascii="Sakkal Majalla" w:hAnsi="Sakkal Majalla" w:cs="Sakkal Majalla"/>
           <w:sz w:val="28"/>
           <w:szCs w:val="28"/>
           <w:rtl/>
@@ -92,7 +92,7 @@
       </w:r>
       <w:r>
         <w:rPr>
-          <w:rFonts w:ascii="Sakkal Majalla" w:hAnsi="Sakkal Majalla" w:cs="Sakkal Majalla" w:hint="cs"/>
+          <w:rFonts w:ascii="Sakkal Majalla" w:hAnsi="Sakkal Majalla" w:cs="Sakkal Majalla"/>
           <w:sz w:val="28"/>
           <w:szCs w:val="28"/>
           <w:rtl/>
@@ -102,37 +102,17 @@
       </w:r>
       <w:r>
         <w:rPr>
-          <w:rFonts w:ascii="Sakkal Majalla" w:hAnsi="Sakkal Majalla" w:cs="Sakkal Majalla" w:hint="cs"/>
-          <w:sz w:val="28"/>
-          <w:szCs w:val="28"/>
-          <w:rtl/>
-          <w:lang w:bidi="ar-AE"/>
-        </w:rPr>
-        <w:t xml:space="preserve">شخصية </w:t>
-      </w:r>
-      <w:r>
-        <w:rPr>
-          <w:rFonts w:ascii="Sakkal Majalla" w:hAnsi="Sakkal Majalla" w:cs="Sakkal Majalla"/>
-          <w:sz w:val="28"/>
-          <w:szCs w:val="28"/>
-          <w:rtl/>
-          <w:lang w:bidi="ar-AE"/>
-        </w:rPr>
-        <w:t>–</w:t>
-      </w:r>
-      <w:r>
-        <w:rPr>
-          <w:rFonts w:ascii="Sakkal Majalla" w:hAnsi="Sakkal Majalla" w:cs="Sakkal Majalla" w:hint="cs"/>
-          <w:sz w:val="28"/>
-          <w:szCs w:val="28"/>
-          <w:rtl/>
-          <w:lang w:bidi="ar-AE"/>
-        </w:rPr>
-        <w:t xml:space="preserve"> إنه خبر إلهي. من الجانب الآخر </w:t>
-      </w:r>
-      <w:r>
-        <w:rPr>
-          <w:rFonts w:ascii="Sakkal Majalla" w:hAnsi="Sakkal Majalla" w:cs="Sakkal Majalla" w:hint="cs"/>
+          <w:rFonts w:ascii="Sakkal Majalla" w:hAnsi="Sakkal Majalla" w:cs="Sakkal Majalla"/>
+          <w:sz w:val="28"/>
+          <w:szCs w:val="28"/>
+          <w:rtl/>
+          <w:lang w:bidi="ar-AE"/>
+        </w:rPr>
+        <w:t xml:space="preserve">شخصية – إنه خبر إلهي. من الجانب الآخر </w:t>
+      </w:r>
+      <w:r>
+        <w:rPr>
+          <w:rFonts w:ascii="Sakkal Majalla" w:hAnsi="Sakkal Majalla" w:cs="Sakkal Majalla"/>
           <w:sz w:val="28"/>
           <w:szCs w:val="28"/>
           <w:rtl/>
@@ -142,7 +122,7 @@
       </w:r>
       <w:r>
         <w:rPr>
-          <w:rFonts w:ascii="Sakkal Majalla" w:hAnsi="Sakkal Majalla" w:cs="Sakkal Majalla" w:hint="cs"/>
+          <w:rFonts w:ascii="Sakkal Majalla" w:hAnsi="Sakkal Majalla" w:cs="Sakkal Majalla"/>
           <w:sz w:val="28"/>
           <w:szCs w:val="28"/>
           <w:rtl/>
@@ -152,7 +132,7 @@
       </w:r>
       <w:r>
         <w:rPr>
-          <w:rFonts w:ascii="Sakkal Majalla" w:hAnsi="Sakkal Majalla" w:cs="Sakkal Majalla" w:hint="cs"/>
+          <w:rFonts w:ascii="Sakkal Majalla" w:hAnsi="Sakkal Majalla" w:cs="Sakkal Majalla"/>
           <w:sz w:val="28"/>
           <w:szCs w:val="28"/>
           <w:rtl/>
@@ -162,7 +142,7 @@
       </w:r>
       <w:r>
         <w:rPr>
-          <w:rFonts w:ascii="Sakkal Majalla" w:hAnsi="Sakkal Majalla" w:cs="Sakkal Majalla" w:hint="cs"/>
+          <w:rFonts w:ascii="Sakkal Majalla" w:hAnsi="Sakkal Majalla" w:cs="Sakkal Majalla"/>
           <w:sz w:val="28"/>
           <w:szCs w:val="28"/>
           <w:rtl/>
@@ -172,7 +152,7 @@
       </w:r>
       <w:r>
         <w:rPr>
-          <w:rFonts w:ascii="Sakkal Majalla" w:hAnsi="Sakkal Majalla" w:cs="Sakkal Majalla" w:hint="cs"/>
+          <w:rFonts w:ascii="Sakkal Majalla" w:hAnsi="Sakkal Majalla" w:cs="Sakkal Majalla"/>
           <w:sz w:val="28"/>
           <w:szCs w:val="28"/>
           <w:rtl/>
@@ -182,7 +162,7 @@
       </w:r>
       <w:r>
         <w:rPr>
-          <w:rFonts w:ascii="Sakkal Majalla" w:hAnsi="Sakkal Majalla" w:cs="Sakkal Majalla" w:hint="cs"/>
+          <w:rFonts w:ascii="Sakkal Majalla" w:hAnsi="Sakkal Majalla" w:cs="Sakkal Majalla"/>
           <w:sz w:val="28"/>
           <w:szCs w:val="28"/>
           <w:rtl/>
@@ -192,7 +172,7 @@
       </w:r>
       <w:r>
         <w:rPr>
-          <w:rFonts w:ascii="Sakkal Majalla" w:hAnsi="Sakkal Majalla" w:cs="Sakkal Majalla" w:hint="cs"/>
+          <w:rFonts w:ascii="Sakkal Majalla" w:hAnsi="Sakkal Majalla" w:cs="Sakkal Majalla"/>
           <w:sz w:val="28"/>
           <w:szCs w:val="28"/>
           <w:rtl/>
@@ -202,7 +182,7 @@
       </w:r>
       <w:r>
         <w:rPr>
-          <w:rFonts w:ascii="Sakkal Majalla" w:hAnsi="Sakkal Majalla" w:cs="Sakkal Majalla" w:hint="cs"/>
+          <w:rFonts w:ascii="Sakkal Majalla" w:hAnsi="Sakkal Majalla" w:cs="Sakkal Majalla"/>
           <w:sz w:val="28"/>
           <w:szCs w:val="28"/>
           <w:rtl/>
@@ -212,167 +192,27 @@
       </w:r>
       <w:r>
         <w:rPr>
-          <w:rFonts w:ascii="Sakkal Majalla" w:hAnsi="Sakkal Majalla" w:cs="Sakkal Majalla" w:hint="cs"/>
-          <w:sz w:val="28"/>
-          <w:szCs w:val="28"/>
-          <w:rtl/>
-          <w:lang w:bidi="ar-AE"/>
-        </w:rPr>
-        <w:t>،</w:t>
-      </w:r>
-      <w:r>
-        <w:rPr>
-          <w:rFonts w:ascii="Sakkal Majalla" w:hAnsi="Sakkal Majalla" w:cs="Sakkal Majalla"/>
-          <w:sz w:val="28"/>
-          <w:szCs w:val="28"/>
-          <w:rtl/>
-          <w:lang w:bidi="ar-AE"/>
-        </w:rPr>
-        <w:t xml:space="preserve"> </w:t>
-      </w:r>
-      <w:r>
-        <w:rPr>
-          <w:rFonts w:ascii="Sakkal Majalla" w:hAnsi="Sakkal Majalla" w:cs="Sakkal Majalla" w:hint="cs"/>
-          <w:sz w:val="28"/>
-          <w:szCs w:val="28"/>
-          <w:rtl/>
-          <w:lang w:bidi="ar-AE"/>
-        </w:rPr>
-        <w:t>تتناقض</w:t>
-      </w:r>
-      <w:r>
-        <w:rPr>
-          <w:rFonts w:ascii="Sakkal Majalla" w:hAnsi="Sakkal Majalla" w:cs="Sakkal Majalla"/>
-          <w:sz w:val="28"/>
-          <w:szCs w:val="28"/>
-          <w:rtl/>
-          <w:lang w:bidi="ar-AE"/>
-        </w:rPr>
-        <w:t xml:space="preserve"> </w:t>
-      </w:r>
-      <w:r>
-        <w:rPr>
-          <w:rFonts w:ascii="Sakkal Majalla" w:hAnsi="Sakkal Majalla" w:cs="Sakkal Majalla" w:hint="cs"/>
-          <w:sz w:val="28"/>
-          <w:szCs w:val="28"/>
-          <w:rtl/>
-          <w:lang w:bidi="ar-AE"/>
-        </w:rPr>
-        <w:t>كل</w:t>
-      </w:r>
-      <w:r>
-        <w:rPr>
-          <w:rFonts w:ascii="Sakkal Majalla" w:hAnsi="Sakkal Majalla" w:cs="Sakkal Majalla"/>
-          <w:sz w:val="28"/>
-          <w:szCs w:val="28"/>
-          <w:rtl/>
-          <w:lang w:bidi="ar-AE"/>
-        </w:rPr>
-        <w:t xml:space="preserve"> </w:t>
-      </w:r>
-      <w:r>
-        <w:rPr>
-          <w:rFonts w:ascii="Sakkal Majalla" w:hAnsi="Sakkal Majalla" w:cs="Sakkal Majalla" w:hint="cs"/>
-          <w:sz w:val="28"/>
-          <w:szCs w:val="28"/>
-          <w:rtl/>
-          <w:lang w:bidi="ar-AE"/>
-        </w:rPr>
-        <w:t>المسيحية</w:t>
-      </w:r>
-      <w:r>
-        <w:rPr>
-          <w:rFonts w:ascii="Sakkal Majalla" w:hAnsi="Sakkal Majalla" w:cs="Sakkal Majalla"/>
-          <w:sz w:val="28"/>
-          <w:szCs w:val="28"/>
-          <w:rtl/>
-          <w:lang w:bidi="ar-AE"/>
-        </w:rPr>
-        <w:t xml:space="preserve"> </w:t>
-      </w:r>
-      <w:r>
-        <w:rPr>
-          <w:rFonts w:ascii="Sakkal Majalla" w:hAnsi="Sakkal Majalla" w:cs="Sakkal Majalla" w:hint="cs"/>
-          <w:sz w:val="28"/>
-          <w:szCs w:val="28"/>
-          <w:rtl/>
-          <w:lang w:bidi="ar-AE"/>
-        </w:rPr>
-        <w:t>مع</w:t>
-      </w:r>
-      <w:r>
-        <w:rPr>
-          <w:rFonts w:ascii="Sakkal Majalla" w:hAnsi="Sakkal Majalla" w:cs="Sakkal Majalla"/>
-          <w:sz w:val="28"/>
-          <w:szCs w:val="28"/>
-          <w:rtl/>
-          <w:lang w:bidi="ar-AE"/>
-        </w:rPr>
-        <w:t xml:space="preserve"> </w:t>
-      </w:r>
-      <w:r>
-        <w:rPr>
-          <w:rFonts w:ascii="Sakkal Majalla" w:hAnsi="Sakkal Majalla" w:cs="Sakkal Majalla" w:hint="cs"/>
-          <w:sz w:val="28"/>
-          <w:szCs w:val="28"/>
-          <w:rtl/>
-          <w:lang w:bidi="ar-AE"/>
-        </w:rPr>
-        <w:t>النظام</w:t>
-      </w:r>
-      <w:r>
-        <w:rPr>
-          <w:rFonts w:ascii="Sakkal Majalla" w:hAnsi="Sakkal Majalla" w:cs="Sakkal Majalla"/>
-          <w:sz w:val="28"/>
-          <w:szCs w:val="28"/>
-          <w:rtl/>
-          <w:lang w:bidi="ar-AE"/>
-        </w:rPr>
-        <w:t xml:space="preserve"> </w:t>
-      </w:r>
-      <w:r>
-        <w:rPr>
-          <w:rFonts w:ascii="Sakkal Majalla" w:hAnsi="Sakkal Majalla" w:cs="Sakkal Majalla" w:hint="cs"/>
-          <w:sz w:val="28"/>
-          <w:szCs w:val="28"/>
-          <w:rtl/>
-          <w:lang w:bidi="ar-AE"/>
-        </w:rPr>
-        <w:t>السابق،</w:t>
-      </w:r>
-      <w:r>
-        <w:rPr>
-          <w:rFonts w:ascii="Sakkal Majalla" w:hAnsi="Sakkal Majalla" w:cs="Sakkal Majalla" w:hint="cs"/>
-          <w:sz w:val="28"/>
-          <w:szCs w:val="28"/>
-          <w:rtl/>
-          <w:lang w:bidi="ar-AE"/>
-        </w:rPr>
-        <w:t xml:space="preserve"> وإن كانت تنشأ رابطة معينة بمقارنات ومتماثلات. غير أن هذا التوازي ينطبق فقط على الفكرة الأولى من بين الفكرتين المذكورة أعلاه </w:t>
-      </w:r>
-      <w:r>
-        <w:rPr>
-          <w:rFonts w:ascii="Sakkal Majalla" w:hAnsi="Sakkal Majalla" w:cs="Sakkal Majalla"/>
-          <w:sz w:val="28"/>
-          <w:szCs w:val="28"/>
-          <w:rtl/>
-          <w:lang w:bidi="ar-AE"/>
-        </w:rPr>
-        <w:t>–</w:t>
-      </w:r>
-      <w:r>
-        <w:rPr>
-          <w:rFonts w:ascii="Sakkal Majalla" w:hAnsi="Sakkal Majalla" w:cs="Sakkal Majalla" w:hint="cs"/>
-          <w:sz w:val="28"/>
-          <w:szCs w:val="28"/>
-          <w:rtl/>
-          <w:lang w:bidi="ar-AE"/>
-        </w:rPr>
-        <w:t xml:space="preserve"> إن كلمة الله المعلنة كانت قد أشارت إلى المسيح الذي عاش على الأرض</w:t>
-      </w:r>
-      <w:r>
-        <w:rPr>
-          <w:rFonts w:ascii="Sakkal Majalla" w:hAnsi="Sakkal Majalla" w:cs="Sakkal Majalla" w:hint="cs"/>
+          <w:rFonts w:ascii="Sakkal Majalla" w:hAnsi="Sakkal Majalla" w:cs="Sakkal Majalla"/>
+          <w:sz w:val="28"/>
+          <w:szCs w:val="28"/>
+          <w:rtl/>
+          <w:lang w:bidi="ar-AE"/>
+        </w:rPr>
+        <w:t>، تتناقض كل المسيحية مع النظام السابق،</w:t>
+      </w:r>
+      <w:r>
+        <w:rPr>
+          <w:rFonts w:ascii="Sakkal Majalla" w:hAnsi="Sakkal Majalla" w:cs="Sakkal Majalla"/>
+          <w:sz w:val="28"/>
+          <w:szCs w:val="28"/>
+          <w:rtl/>
+          <w:lang w:bidi="ar-AE"/>
+        </w:rPr>
+        <w:t xml:space="preserve"> وإن كانت تنشأ رابطة معينة بمقارنات ومتماثلات. غير أن هذا التوازي ينطبق فقط على الفكرة الأولى من بين الفكرتين المذكورة أعلاه – إن كلمة الله المعلنة كانت قد أشارت إلى المسيح الذي عاش على الأرض</w:t>
+      </w:r>
+      <w:r>
+        <w:rPr>
+          <w:rFonts w:ascii="Sakkal Majalla" w:hAnsi="Sakkal Majalla" w:cs="Sakkal Majalla"/>
           <w:sz w:val="28"/>
           <w:szCs w:val="28"/>
           <w:rtl/>
@@ -388,48 +228,167 @@
           <w:rFonts w:ascii="Sakkal Majalla" w:hAnsi="Sakkal Majalla" w:cs="Sakkal Majalla"/>
           <w:sz w:val="28"/>
           <w:szCs w:val="28"/>
-          <w:lang w:bidi="ar-AE"/>
+          <w:rtl/>
         </w:rPr>
       </w:pPr>
       <w:r>
         <w:rPr>
+          <w:rFonts w:ascii="Sakkal Majalla" w:hAnsi="Sakkal Majalla" w:cs="Sakkal Majalla"/>
+          <w:sz w:val="28"/>
+          <w:szCs w:val="28"/>
+          <w:rtl/>
+          <w:lang w:bidi="ar-AE"/>
+        </w:rPr>
+        <w:t>ألوهية المسيح تشكل الأساس لسيادة كلمة الله المعلنة (إصحاح 1). هذا الموضوع يستمر في الإصحاح 3. هناك تُضاف أيضًا السيادة التي للمسيح – على نقيض موسى – كابن على بيته (حتى إصحاح 4: 13). المقطع ينتهي بوعد الراحة لشعب الله. في إصحاح 2 يوضع الأساس للحُكم العتيد ولكهنوت الرب يسوع في الحاضر، وذلك في طبيعته البشرية. هذا الموضوع يستمر من إصحاح 4: 14. في الإصحاح 5 يُكشف عن مجد شخص المسيح وخدمته. ويؤكد الكاتب على ذلك، بأنه من المستحيل بأن نعود إلى أركان اليهودية</w:t>
+      </w:r>
+      <w:r>
+        <w:rPr>
+          <w:rFonts w:ascii="Sakkal Majalla" w:hAnsi="Sakkal Majalla" w:cs="Sakkal Majalla"/>
+          <w:sz w:val="28"/>
+          <w:szCs w:val="28"/>
+          <w:rtl/>
+        </w:rPr>
+        <w:t>. إن حاد أحد عن الأمور السماوية، المسيحية فلن تكون هنالك أية سلطة يمكنها أن تعيده إليها. فلقد كان على العبرانيين أن يواصلوا في النمو بالحري على الأساس الذي وُضع مرة. فالله بذاته شجعهم على ذلك، بتأكيده لهم كورثة الموعد على عدم تغيّر قصده بكلمة أو بقسم. فإننا قد أصبحنا نرى داخل الحجاب حيث المسيح قد سبق ودخل قبلنا لأجلنا، كرئيس كهنة على رتبة ملكي صادق.</w:t>
+      </w:r>
+    </w:p>
+    <w:p>
+      <w:pPr>
+        <w:jc w:val="both"/>
+        <w:rPr>
+          <w:rFonts w:ascii="Sakkal Majalla" w:hAnsi="Sakkal Majalla" w:cs="Sakkal Majalla"/>
+          <w:sz w:val="28"/>
+          <w:szCs w:val="28"/>
+          <w:rtl/>
+        </w:rPr>
+      </w:pPr>
+      <w:r>
+        <w:rPr>
+          <w:rFonts w:ascii="Sakkal Majalla" w:hAnsi="Sakkal Majalla" w:cs="Sakkal Majalla"/>
+          <w:sz w:val="28"/>
+          <w:szCs w:val="28"/>
+          <w:rtl/>
+        </w:rPr>
+        <w:t>وطابع ملكي صادق هذا يتضمن حصرًا تنحية كل نظام الناموس جانبًا. فالكهنوت بحد ذاته سيتغيّر أيضًا. فهو ينتقل من الإنسان المائت إلى الابن الحي إلى الأبد.</w:t>
+      </w:r>
+      <w:r>
+        <w:rPr>
+          <w:rFonts w:ascii="Sakkal Majalla" w:hAnsi="Sakkal Majalla" w:cs="Sakkal Majalla"/>
+          <w:sz w:val="28"/>
+          <w:szCs w:val="28"/>
+          <w:rtl/>
+        </w:rPr>
+        <w:t xml:space="preserve"> "</w:t>
+      </w:r>
+      <w:r>
+        <w:rPr>
+          <w:rFonts w:ascii="Tahoma" w:hAnsi="Tahoma" w:cs="Tahoma"/>
+          <w:sz w:val="28"/>
+          <w:szCs w:val="28"/>
+        </w:rPr>
+        <w:t>﻿</w:t>
+      </w:r>
+      <w:r>
+        <w:rPr>
+          <w:rFonts w:ascii="Sakkal Majalla" w:hAnsi="Sakkal Majalla" w:cs="Sakkal Majalla"/>
+          <w:sz w:val="28"/>
+          <w:szCs w:val="28"/>
+          <w:rtl/>
+        </w:rPr>
+        <w:t xml:space="preserve"> </w:t>
+      </w:r>
+      <w:r>
+        <w:rPr>
+          <w:rFonts w:ascii="Tahoma" w:hAnsi="Tahoma" w:cs="Tahoma" w:hint="cs"/>
+          <w:sz w:val="28"/>
+          <w:szCs w:val="28"/>
+          <w:rtl/>
+        </w:rPr>
+        <w:t>﻿</w:t>
+      </w:r>
+      <w:r>
+        <w:rPr>
+          <w:rFonts w:ascii="Sakkal Majalla" w:hAnsi="Sakkal Majalla" w:cs="Sakkal Majalla"/>
+          <w:sz w:val="28"/>
+          <w:szCs w:val="28"/>
+          <w:rtl/>
+        </w:rPr>
+        <w:t>لأَنَّهُ كَانَ يَلِيقُ بِنَا رَئِيسُ كَهَنَةٍ مِثْلُ هذَا، قُدُّوسٌ بِلاَ شَرّ وَلاَ دَنَسٍ، قَدِ انْفَصَلَ عَنِ الْخُطَاةِ وَصَارَ أَعْلَى مِنَ السَّمَاوَاتِ</w:t>
+      </w:r>
+      <w:r>
+        <w:rPr>
+          <w:rFonts w:ascii="Sakkal Majalla" w:hAnsi="Sakkal Majalla" w:cs="Sakkal Majalla"/>
+          <w:sz w:val="28"/>
+          <w:szCs w:val="28"/>
+          <w:rtl/>
+        </w:rPr>
+        <w:t>" (إصحاح 7)</w:t>
+      </w:r>
+    </w:p>
+    <w:p>
+      <w:pPr>
+        <w:jc w:val="both"/>
+        <w:rPr>
+          <w:rFonts w:ascii="Sakkal Majalla" w:hAnsi="Sakkal Majalla" w:cs="Sakkal Majalla"/>
+          <w:sz w:val="28"/>
+          <w:szCs w:val="28"/>
+          <w:rtl/>
+        </w:rPr>
+      </w:pPr>
+      <w:r>
+        <w:rPr>
+          <w:rFonts w:ascii="Sakkal Majalla" w:hAnsi="Sakkal Majalla" w:cs="Sakkal Majalla"/>
+          <w:sz w:val="28"/>
+          <w:szCs w:val="28"/>
+          <w:rtl/>
+        </w:rPr>
+        <w:t>في الإصحاح الـ8 يجلس رئيس الكهنة عن يمين العظمة في السموات "</w:t>
+      </w:r>
+      <w:r>
+        <w:rPr>
+          <w:rFonts w:ascii="Sakkal Majalla" w:hAnsi="Sakkal Majalla" w:cs="Sakkal Majalla"/>
+          <w:sz w:val="28"/>
+          <w:szCs w:val="28"/>
+          <w:rtl/>
+        </w:rPr>
+        <w:t>خَادِمًا لِلأَقْدَاسِ وَالْمَسْكَنِ الْحَقِيقِيِّ الَّذِي نَصَبَهُ الرَّبُّ لاَ إِنْسَانٌ</w:t>
+      </w:r>
+      <w:r>
+        <w:rPr>
+          <w:rFonts w:ascii="Sakkal Majalla" w:hAnsi="Sakkal Majalla" w:cs="Sakkal Majalla"/>
+          <w:sz w:val="28"/>
+          <w:szCs w:val="28"/>
+          <w:rtl/>
+        </w:rPr>
+        <w:t>." وحصريًا يتضمن الكهنوت القرابين. لكن قبل تناول مسألة القرابين ذُكر تغيير الناموس</w:t>
+      </w:r>
+      <w:r>
+        <w:rPr>
           <w:rFonts w:ascii="Sakkal Majalla" w:hAnsi="Sakkal Majalla" w:cs="Sakkal Majalla" w:hint="cs"/>
           <w:sz w:val="28"/>
           <w:szCs w:val="28"/>
           <w:rtl/>
-          <w:lang w:bidi="ar-AE"/>
-        </w:rPr>
-        <w:t xml:space="preserve">ألوهية المسيح تشكل الأساس لسيادة كلمة الله المعلنة (إصحاح 1). هذا الموضوع يستمر في الإصحاح 3. هناك تُضاف أيضًا السيادة التي للمسيح </w:t>
-      </w:r>
-      <w:r>
-        <w:rPr>
-          <w:rFonts w:ascii="Sakkal Majalla" w:hAnsi="Sakkal Majalla" w:cs="Sakkal Majalla"/>
-          <w:sz w:val="28"/>
-          <w:szCs w:val="28"/>
-          <w:rtl/>
-          <w:lang w:bidi="ar-AE"/>
-        </w:rPr>
-        <w:t>–</w:t>
-      </w:r>
+        </w:rPr>
+        <w:t>. والكهنوت مؤسس على هذا التغيير، بقدر أنه هو وسيط العهد الجديد. وللمسكن الأفضل والسماوي لا بد وأن تكون هنالك ذبائح أفضل منها أيضًا.</w:t>
+      </w:r>
+    </w:p>
+    <w:p>
+      <w:pPr>
+        <w:jc w:val="both"/>
+        <w:rPr>
+          <w:rFonts w:ascii="Sakkal Majalla" w:hAnsi="Sakkal Majalla" w:cs="Sakkal Majalla"/>
+          <w:sz w:val="28"/>
+          <w:szCs w:val="28"/>
+          <w:rtl/>
+        </w:rPr>
+      </w:pPr>
       <w:r>
         <w:rPr>
           <w:rFonts w:ascii="Sakkal Majalla" w:hAnsi="Sakkal Majalla" w:cs="Sakkal Majalla" w:hint="cs"/>
           <w:sz w:val="28"/>
           <w:szCs w:val="28"/>
           <w:rtl/>
-          <w:lang w:bidi="ar-AE"/>
-        </w:rPr>
-        <w:t xml:space="preserve"> على نقيض موسى </w:t>
-      </w:r>
-      <w:r>
-        <w:rPr>
-          <w:rFonts w:ascii="Sakkal Majalla" w:hAnsi="Sakkal Majalla" w:cs="Sakkal Majalla"/>
-          <w:sz w:val="28"/>
-          <w:szCs w:val="28"/>
-          <w:rtl/>
-          <w:lang w:bidi="ar-AE"/>
-        </w:rPr>
-        <w:t>–</w:t>
+        </w:rPr>
+        <w:t>لكن في خيمة الاجتماع كان هنالك فارق ما. ففي خيمة الاجتماع اليهودية القديمة لم يكن الحجاب مشقوقًا. أما الآن فهو قد انشق. وبذلك يُشير الروح القدس بأنه، طالما أن المسكن كان قائمًا، كان الطريق مغلقًا إلى داخل الأقداس. على خلاف قرابين العهد القديم فدم المسيح يطهّر الضمير، لا الخطايا فقط، وله تأثيره على كل نطاق روابط الكائن المخلوق بالله.</w:t>
       </w:r>
       <w:r>
         <w:rPr>
@@ -437,12 +396,30 @@
           <w:sz w:val="28"/>
           <w:szCs w:val="28"/>
           <w:rtl/>
-          <w:lang w:bidi="ar-AE"/>
-        </w:rPr>
-        <w:t xml:space="preserve"> كابن على بيته (حتى إصحاح 4: 13). المقطع ينتهي بوعد الراحة لشعب الله. في إصحاح 2 يوضع الأساس للحُكم العتيد ولكهنوت الرب يسوع في الحاضر، وذلك في طبيعته البشرية. هذا الموضوع يستمر من إصحاح 4: 14. في الإصحاح 5 يُكشف عن مجد شخص المسيح وخدمته. ويؤكد الكاتب على ذلك، بأنه من المستحيل بأن نعود إلى أركان اليهودية. </w:t>
-      </w:r>
-      <w:bookmarkStart w:id="0" w:name="_GoBack"/>
-      <w:bookmarkEnd w:id="0"/>
+        </w:rPr>
+        <w:t xml:space="preserve"> والتناقض التالي هو أن المسيح لم يكن مضطرًا بأن يكرر الذبيحة، حتى يدخل إلى داخل الأقداس السماوية؛ وإلا لكان سيضطر بأن يتألم عدة مرات. وفي نهاية جميع طرق الله التي سيُمتحن بها العالم، ظهر هو بالحري حتى يُنهي مسألة الخطية بذبيحته الواحدة دون غيرها. وعلى هذا وضع الرسول أمام مصير الإنسان الخاضع للموت وللدينونة، مصير المسيح. فلقد ذُبح مرة واحدة حتى يحمل خطايا الكثيرين، وسيعود ثانية لمنتظريه من دون أية رابطة بالخطية (</w:t>
+      </w:r>
+      <w:hyperlink r:id="rId5" w:anchor=":~:text=Im%20folgenden%20Kapitel%20entfaltet%20der%20Heilige%20Geist" w:history="1">
+        <w:r>
+          <w:rPr>
+            <w:rStyle w:val="Hyperlink"/>
+            <w:rFonts w:ascii="Sakkal Majalla" w:hAnsi="Sakkal Majalla" w:cs="Sakkal Majalla"/>
+            <w:sz w:val="28"/>
+            <w:szCs w:val="28"/>
+            <w:rtl/>
+          </w:rPr>
+          <w:t>إصحاح</w:t>
+        </w:r>
+      </w:hyperlink>
+      <w:r>
+        <w:rPr>
+          <w:rFonts w:ascii="Sakkal Majalla" w:hAnsi="Sakkal Majalla" w:cs="Sakkal Majalla" w:hint="cs"/>
+          <w:sz w:val="28"/>
+          <w:szCs w:val="28"/>
+          <w:rtl/>
+        </w:rPr>
+        <w:t xml:space="preserve"> 9).</w:t>
+      </w:r>
     </w:p>
     <w:sectPr>
       <w:pgSz w:w="11906" w:h="16838"/>
@@ -457,7 +434,7 @@
 </file>
 
 <file path=word/styles.xml><?xml version="1.0" encoding="utf-8"?>
-<w:styles xmlns:mc="http://schemas.openxmlformats.org/markup-compatibility/2006" xmlns:r="http://schemas.openxmlformats.org/officeDocument/2006/relationships" xmlns:w="http://schemas.openxmlformats.org/wordprocessingml/2006/main" xmlns:w14="http://schemas.microsoft.com/office/word/2010/wordml" xmlns:w15="http://schemas.microsoft.com/office/word/2012/wordml" xmlns:w16cid="http://schemas.microsoft.com/office/word/2016/wordml/cid" xmlns:w16se="http://schemas.microsoft.com/office/word/2015/wordml/symex" mc:Ignorable="w14 w15 w16se w16cid">
+<w:styles xmlns:mc="http://schemas.openxmlformats.org/markup-compatibility/2006" xmlns:r="http://schemas.openxmlformats.org/officeDocument/2006/relationships" xmlns:w="http://schemas.openxmlformats.org/wordprocessingml/2006/main" xmlns:w14="http://schemas.microsoft.com/office/word/2010/wordml" xmlns:w15="http://schemas.microsoft.com/office/word/2012/wordml" xmlns:w16cex="http://schemas.microsoft.com/office/word/2018/wordml/cex" xmlns:w16cid="http://schemas.microsoft.com/office/word/2016/wordml/cid" xmlns:w16="http://schemas.microsoft.com/office/word/2018/wordml" xmlns:w16du="http://schemas.microsoft.com/office/word/2023/wordml/word16du" xmlns:w16sdtdh="http://schemas.microsoft.com/office/word/2020/wordml/sdtdatahash" xmlns:w16sdtfl="http://schemas.microsoft.com/office/word/2024/wordml/sdtformatlock" xmlns:w16se="http://schemas.microsoft.com/office/word/2015/wordml/symex" mc:Ignorable="w14 w15 w16se w16cid w16 w16cex w16sdtdh w16sdtfl w16du">
   <w:docDefaults>
     <w:rPrDefault>
       <w:rPr>

--- a/docs/downloads/john-nelson-darby/doc_0434.docx
+++ b/docs/downloads/john-nelson-darby/doc_0434.docx
@@ -1,14 +1,11 @@
 
 <file path=word/document.xml><?xml version="1.0" encoding="utf-8"?>
-<w:document xmlns:wpc="http://schemas.microsoft.com/office/word/2010/wordprocessingCanvas" xmlns:cx="http://schemas.microsoft.com/office/drawing/2014/chartex" xmlns:cx1="http://schemas.microsoft.com/office/drawing/2015/9/8/chartex" xmlns:cx2="http://schemas.microsoft.com/office/drawing/2015/10/21/chartex" xmlns:cx3="http://schemas.microsoft.com/office/drawing/2016/5/9/chartex" xmlns:cx4="http://schemas.microsoft.com/office/drawing/2016/5/10/chartex" xmlns:cx5="http://schemas.microsoft.com/office/drawing/2016/5/11/chartex" xmlns:cx6="http://schemas.microsoft.com/office/drawing/2016/5/12/chartex" xmlns:cx7="http://schemas.microsoft.com/office/drawing/2016/5/13/chartex" xmlns:cx8="http://schemas.microsoft.com/office/drawing/2016/5/14/chartex" xmlns:mc="http://schemas.openxmlformats.org/markup-compatibility/2006" xmlns:aink="http://schemas.microsoft.com/office/drawing/2016/ink" xmlns:am3d="http://schemas.microsoft.com/office/drawing/2017/model3d" xmlns:o="urn:schemas-microsoft-com:office:office" xmlns:oel="http://schemas.microsoft.com/office/2019/extlst" xmlns:r="http://schemas.openxmlformats.org/officeDocument/2006/relationships" xmlns:m="http://schemas.openxmlformats.org/officeDocument/2006/math" xmlns:v="urn:schemas-microsoft-com:vml" xmlns:wp14="http://schemas.microsoft.com/office/word/2010/wordprocessingDrawing" xmlns:wp="http://schemas.openxmlformats.org/drawingml/2006/wordprocessingDrawing" xmlns:w10="urn:schemas-microsoft-com:office:word" xmlns:w="http://schemas.openxmlformats.org/wordprocessingml/2006/main" xmlns:w14="http://schemas.microsoft.com/office/word/2010/wordml" xmlns:w15="http://schemas.microsoft.com/office/word/2012/wordml" xmlns:w16cex="http://schemas.microsoft.com/office/word/2018/wordml/cex" xmlns:w16cid="http://schemas.microsoft.com/office/word/2016/wordml/cid" xmlns:w16="http://schemas.microsoft.com/office/word/2018/wordml" xmlns:w16du="http://schemas.microsoft.com/office/word/2023/wordml/word16du" xmlns:w16sdtdh="http://schemas.microsoft.com/office/word/2020/wordml/sdtdatahash" xmlns:w16sdtfl="http://schemas.microsoft.com/office/word/2024/wordml/sdtformatlock" xmlns:w16se="http://schemas.microsoft.com/office/word/2015/wordml/symex" xmlns:wpg="http://schemas.microsoft.com/office/word/2010/wordprocessingGroup" xmlns:wpi="http://schemas.microsoft.com/office/word/2010/wordprocessingInk" xmlns:wne="http://schemas.microsoft.com/office/word/2006/wordml" xmlns:wps="http://schemas.microsoft.com/office/word/2010/wordprocessingShape" mc:Ignorable="w14 w15 w16se w16cid w16 w16cex w16sdtdh w16sdtfl w16du wp14">
+<w:document xmlns:wpc="http://schemas.microsoft.com/office/word/2010/wordprocessingCanvas" xmlns:cx="http://schemas.microsoft.com/office/drawing/2014/chartex" xmlns:cx1="http://schemas.microsoft.com/office/drawing/2015/9/8/chartex" xmlns:cx2="http://schemas.microsoft.com/office/drawing/2015/10/21/chartex" xmlns:cx3="http://schemas.microsoft.com/office/drawing/2016/5/9/chartex" xmlns:cx4="http://schemas.microsoft.com/office/drawing/2016/5/10/chartex" xmlns:cx5="http://schemas.microsoft.com/office/drawing/2016/5/11/chartex" xmlns:cx6="http://schemas.microsoft.com/office/drawing/2016/5/12/chartex" xmlns:cx7="http://schemas.microsoft.com/office/drawing/2016/5/13/chartex" xmlns:cx8="http://schemas.microsoft.com/office/drawing/2016/5/14/chartex" xmlns:mc="http://schemas.openxmlformats.org/markup-compatibility/2006" xmlns:aink="http://schemas.microsoft.com/office/drawing/2016/ink" xmlns:am3d="http://schemas.microsoft.com/office/drawing/2017/model3d" xmlns:o="urn:schemas-microsoft-com:office:office" xmlns:r="http://schemas.openxmlformats.org/officeDocument/2006/relationships" xmlns:m="http://schemas.openxmlformats.org/officeDocument/2006/math" xmlns:v="urn:schemas-microsoft-com:vml" xmlns:wp14="http://schemas.microsoft.com/office/word/2010/wordprocessingDrawing" xmlns:wp="http://schemas.openxmlformats.org/drawingml/2006/wordprocessingDrawing" xmlns:w10="urn:schemas-microsoft-com:office:word" xmlns:w="http://schemas.openxmlformats.org/wordprocessingml/2006/main" xmlns:w14="http://schemas.microsoft.com/office/word/2010/wordml" xmlns:w15="http://schemas.microsoft.com/office/word/2012/wordml" xmlns:w16cid="http://schemas.microsoft.com/office/word/2016/wordml/cid" xmlns:w16se="http://schemas.microsoft.com/office/word/2015/wordml/symex" xmlns:wpg="http://schemas.microsoft.com/office/word/2010/wordprocessingGroup" xmlns:wpi="http://schemas.microsoft.com/office/word/2010/wordprocessingInk" xmlns:wne="http://schemas.microsoft.com/office/word/2006/wordml" xmlns:wps="http://schemas.microsoft.com/office/word/2010/wordprocessingShape" mc:Ignorable="w14 w15 w16se w16cid wp14">
   <w:body>
     <w:p>
       <w:pPr>
         <w:jc w:val="both"/>
         <w:rPr>
-          <w:rFonts w:ascii="Sakkal Majalla" w:hAnsi="Sakkal Majalla" w:cs="Sakkal Majalla"/>
-          <w:sz w:val="28"/>
-          <w:szCs w:val="28"/>
           <w:rtl/>
           <w:lang w:bidi="ar-AE"/>
         </w:rPr>
@@ -17,13 +14,11 @@
         <w:r>
           <w:rPr>
             <w:rStyle w:val="Hyperlink"/>
-            <w:rFonts w:ascii="Sakkal Majalla" w:hAnsi="Sakkal Majalla" w:cs="Sakkal Majalla"/>
-            <w:sz w:val="28"/>
-            <w:szCs w:val="28"/>
+            <w:rFonts w:hint="cs"/>
             <w:rtl/>
             <w:lang w:bidi="ar-AE"/>
           </w:rPr>
-          <w:t>نظرة عامة حول رسالة العبرانيين</w:t>
+          <w:t>موسى يتساوى مع شعبه</w:t>
         </w:r>
       </w:hyperlink>
     </w:p>
@@ -31,395 +26,375 @@
       <w:pPr>
         <w:jc w:val="both"/>
         <w:rPr>
-          <w:rFonts w:ascii="Sakkal Majalla" w:hAnsi="Sakkal Majalla" w:cs="Sakkal Majalla"/>
-          <w:sz w:val="28"/>
-          <w:szCs w:val="28"/>
-          <w:rtl/>
           <w:lang w:bidi="ar-AE"/>
         </w:rPr>
       </w:pPr>
       <w:r>
         <w:rPr>
-          <w:rFonts w:ascii="Sakkal Majalla" w:hAnsi="Sakkal Majalla" w:cs="Sakkal Majalla"/>
-          <w:sz w:val="28"/>
-          <w:szCs w:val="28"/>
-          <w:rtl/>
-          <w:lang w:bidi="ar-AE"/>
-        </w:rPr>
-        <w:t>يوحنا داربي</w:t>
+          <w:lang w:bidi="ar-AE"/>
+        </w:rPr>
+        <w:t>John Nelson Darby</w:t>
       </w:r>
     </w:p>
     <w:p>
       <w:pPr>
         <w:jc w:val="both"/>
         <w:rPr>
-          <w:rFonts w:ascii="Sakkal Majalla" w:hAnsi="Sakkal Majalla" w:cs="Sakkal Majalla"/>
-          <w:sz w:val="28"/>
-          <w:szCs w:val="28"/>
           <w:rtl/>
           <w:lang w:bidi="ar-AE"/>
         </w:rPr>
       </w:pPr>
       <w:r>
         <w:rPr>
-          <w:rFonts w:ascii="Sakkal Majalla" w:hAnsi="Sakkal Majalla" w:cs="Sakkal Majalla"/>
-          <w:sz w:val="28"/>
-          <w:szCs w:val="28"/>
-          <w:rtl/>
-          <w:lang w:bidi="ar-AE"/>
-        </w:rPr>
-        <w:t>رسالة العبرانيين متأسسة على شخص الرب يسوع في طبيعته الإلهية والبشرية. لذا كلمة الله هنا تتحلى من جانب واحد بسياد</w:t>
-      </w:r>
-      <w:r>
-        <w:rPr>
-          <w:rFonts w:ascii="Sakkal Majalla" w:hAnsi="Sakkal Majalla" w:cs="Sakkal Majalla"/>
-          <w:sz w:val="28"/>
-          <w:szCs w:val="28"/>
-          <w:rtl/>
-          <w:lang w:bidi="ar-AE"/>
-        </w:rPr>
-        <w:t>ته</w:t>
-      </w:r>
-      <w:r>
-        <w:rPr>
-          <w:rFonts w:ascii="Sakkal Majalla" w:hAnsi="Sakkal Majalla" w:cs="Sakkal Majalla"/>
-          <w:sz w:val="28"/>
-          <w:szCs w:val="28"/>
-          <w:rtl/>
-          <w:lang w:bidi="ar-AE"/>
+          <w:rFonts w:hint="cs"/>
+          <w:rtl/>
+          <w:lang w:bidi="ar-AE"/>
+        </w:rPr>
+        <w:t>يظهر إيمان موسى</w:t>
+      </w:r>
+      <w:r>
+        <w:rPr>
+          <w:rFonts w:hint="cs"/>
+          <w:rtl/>
+          <w:lang w:bidi="ar-AE"/>
+        </w:rPr>
+        <w:t xml:space="preserve"> في </w:t>
+      </w:r>
+      <w:r>
+        <w:rPr>
+          <w:rFonts w:hint="cs"/>
+          <w:rtl/>
+          <w:lang w:bidi="ar-AE"/>
+        </w:rPr>
+        <w:t>رفضه لكل الامتيازات للمكانة التي وضعه الله فيها بعنايته الإلهية. إن إيمانه الذي كان عاملاً بالمحبة التي ربطته بالله وبالتالي أيضًا مع شعب الله الموجود في ضيق، لم يظهر في معونات وتسهيلات كانت مكانته ستمنحه فرصة لنشوئها. إن إيمانه يفعل ما هو أفضل من ذلك؛ فهو يُجبره على أن يتساوى تمامًا مع الشعب، وسبب ذلك هو أنه شعب الله. الإيمان يلتصق بالله وبالرابطة المنعقدة بينه وشعبه؛ فهو لا يفكر أن يقلل من رفعة الراعي كما لو كان العالم يتسيد على</w:t>
+      </w:r>
+      <w:r>
+        <w:rPr>
+          <w:rFonts w:hint="cs"/>
+          <w:rtl/>
+          <w:lang w:bidi="ar-AE"/>
+        </w:rPr>
+        <w:t xml:space="preserve"> شعب الله، أو كما لو كان قادرًا بأن يكون</w:t>
+      </w:r>
+      <w:r>
+        <w:rPr>
+          <w:rtl/>
         </w:rPr>
         <w:t xml:space="preserve"> </w:t>
       </w:r>
       <w:r>
         <w:rPr>
-          <w:rFonts w:ascii="Sakkal Majalla" w:hAnsi="Sakkal Majalla" w:cs="Sakkal Majalla"/>
-          <w:sz w:val="28"/>
-          <w:szCs w:val="28"/>
-          <w:rtl/>
-          <w:lang w:bidi="ar-AE"/>
-        </w:rPr>
-        <w:t>ال</w:t>
-      </w:r>
-      <w:r>
-        <w:rPr>
-          <w:rFonts w:ascii="Sakkal Majalla" w:hAnsi="Sakkal Majalla" w:cs="Sakkal Majalla"/>
-          <w:sz w:val="28"/>
-          <w:szCs w:val="28"/>
-          <w:rtl/>
-          <w:lang w:bidi="ar-AE"/>
-        </w:rPr>
-        <w:t xml:space="preserve">شخصية – إنه خبر إلهي. من الجانب الآخر </w:t>
-      </w:r>
-      <w:r>
-        <w:rPr>
-          <w:rFonts w:ascii="Sakkal Majalla" w:hAnsi="Sakkal Majalla" w:cs="Sakkal Majalla"/>
-          <w:sz w:val="28"/>
-          <w:szCs w:val="28"/>
-          <w:rtl/>
-          <w:lang w:bidi="ar-AE"/>
-        </w:rPr>
-        <w:t xml:space="preserve">نجد في هذه الرسالة أيضًا كل تعاطف إنساني مطلوب لممارسة الكهنوت السماوي. هكذا يرتبط القديسون الأحياء على الأرض بالسماء، حيث لا يُنظَر إليهم كجسد المسيح، كمن هم متحدين معه. بالتالي </w:t>
-      </w:r>
-      <w:r>
-        <w:rPr>
-          <w:rFonts w:ascii="Sakkal Majalla" w:hAnsi="Sakkal Majalla" w:cs="Sakkal Majalla"/>
-          <w:sz w:val="28"/>
-          <w:szCs w:val="28"/>
-          <w:rtl/>
-          <w:lang w:bidi="ar-AE"/>
-        </w:rPr>
-        <w:t>توضع اليهودية</w:t>
-      </w:r>
-      <w:r>
-        <w:rPr>
-          <w:rFonts w:ascii="Sakkal Majalla" w:hAnsi="Sakkal Majalla" w:cs="Sakkal Majalla"/>
-          <w:sz w:val="28"/>
-          <w:szCs w:val="28"/>
-          <w:rtl/>
-          <w:lang w:bidi="ar-AE"/>
-        </w:rPr>
-        <w:t xml:space="preserve"> جانبًا. بدلاً من ذلك نحن لدينا </w:t>
-      </w:r>
-      <w:r>
-        <w:rPr>
-          <w:rFonts w:ascii="Sakkal Majalla" w:hAnsi="Sakkal Majalla" w:cs="Sakkal Majalla"/>
-          <w:sz w:val="28"/>
-          <w:szCs w:val="28"/>
-          <w:rtl/>
-          <w:lang w:bidi="ar-AE"/>
-        </w:rPr>
-        <w:t xml:space="preserve">الآن </w:t>
-      </w:r>
-      <w:r>
-        <w:rPr>
-          <w:rFonts w:ascii="Sakkal Majalla" w:hAnsi="Sakkal Majalla" w:cs="Sakkal Majalla"/>
-          <w:sz w:val="28"/>
-          <w:szCs w:val="28"/>
-          <w:rtl/>
-          <w:lang w:bidi="ar-AE"/>
-        </w:rPr>
-        <w:t xml:space="preserve">دعوة سماوية، أرسى فيها العهد الجديد أيضًا الأساس </w:t>
-      </w:r>
-      <w:r>
-        <w:rPr>
-          <w:rFonts w:ascii="Sakkal Majalla" w:hAnsi="Sakkal Majalla" w:cs="Sakkal Majalla"/>
-          <w:sz w:val="28"/>
-          <w:szCs w:val="28"/>
-          <w:rtl/>
-          <w:lang w:bidi="ar-AE"/>
-        </w:rPr>
-        <w:t>لدخول</w:t>
-      </w:r>
-      <w:r>
-        <w:rPr>
-          <w:rFonts w:ascii="Sakkal Majalla" w:hAnsi="Sakkal Majalla" w:cs="Sakkal Majalla"/>
-          <w:sz w:val="28"/>
-          <w:szCs w:val="28"/>
-          <w:rtl/>
-          <w:lang w:bidi="ar-AE"/>
-        </w:rPr>
-        <w:t xml:space="preserve"> إسرائيل المتجدد. </w:t>
-      </w:r>
-      <w:r>
-        <w:rPr>
-          <w:rFonts w:ascii="Sakkal Majalla" w:hAnsi="Sakkal Majalla" w:cs="Sakkal Majalla"/>
-          <w:sz w:val="28"/>
-          <w:szCs w:val="28"/>
-          <w:rtl/>
-          <w:lang w:bidi="ar-AE"/>
-        </w:rPr>
-        <w:t>بهذه النظرة</w:t>
-      </w:r>
-      <w:r>
-        <w:rPr>
-          <w:rFonts w:ascii="Sakkal Majalla" w:hAnsi="Sakkal Majalla" w:cs="Sakkal Majalla"/>
-          <w:sz w:val="28"/>
-          <w:szCs w:val="28"/>
-          <w:rtl/>
-          <w:lang w:bidi="ar-AE"/>
-        </w:rPr>
-        <w:t>، تتناقض كل المسيحية مع النظام السابق،</w:t>
-      </w:r>
-      <w:r>
-        <w:rPr>
-          <w:rFonts w:ascii="Sakkal Majalla" w:hAnsi="Sakkal Majalla" w:cs="Sakkal Majalla"/>
-          <w:sz w:val="28"/>
-          <w:szCs w:val="28"/>
-          <w:rtl/>
-          <w:lang w:bidi="ar-AE"/>
-        </w:rPr>
-        <w:t xml:space="preserve"> وإن كانت تنشأ رابطة معينة بمقارنات ومتماثلات. غير أن هذا التوازي ينطبق فقط على الفكرة الأولى من بين الفكرتين المذكورة أعلاه – إن كلمة الله المعلنة كانت قد أشارت إلى المسيح الذي عاش على الأرض</w:t>
-      </w:r>
-      <w:r>
-        <w:rPr>
-          <w:rFonts w:ascii="Sakkal Majalla" w:hAnsi="Sakkal Majalla" w:cs="Sakkal Majalla"/>
-          <w:sz w:val="28"/>
-          <w:szCs w:val="28"/>
-          <w:rtl/>
-          <w:lang w:bidi="ar-AE"/>
-        </w:rPr>
-        <w:t>. الكهنوت السماوي بالمقابل يعرض أمرًا جديدًا كليًا.</w:t>
+          <w:rtl/>
+          <w:lang w:bidi="ar-AE"/>
+        </w:rPr>
+        <w:t>بركة</w:t>
+      </w:r>
+      <w:r>
+        <w:rPr>
+          <w:rFonts w:hint="cs"/>
+          <w:rtl/>
+          <w:lang w:bidi="ar-AE"/>
+        </w:rPr>
+        <w:t xml:space="preserve"> له، وإنما هو يعترف بكل قوة هذه الرابطة. هو يشعر، - وهذا ما يخصه كأمر يمتلكه، - بأن الله يحب شعبه، وبالمحبة هو يريد أن يشارك هذه المكانة مع هذا الشعب، الذي كان غاليًا جدًا على الله على الأرض. هذا ما فعله المسيح. إن إيمان المؤمنين يكمن في اتباعه في طريق محبته، إذ وبخلاف ذلك أيضًا يكون </w:t>
+      </w:r>
+      <w:bookmarkStart w:id="0" w:name="_GoBack"/>
+      <w:bookmarkEnd w:id="0"/>
+      <w:r>
+        <w:rPr>
+          <w:rFonts w:hint="cs"/>
+          <w:rtl/>
+          <w:lang w:bidi="ar-AE"/>
+        </w:rPr>
+        <w:t>ابتعاد عن مسلكه.</w:t>
       </w:r>
     </w:p>
     <w:p>
       <w:pPr>
         <w:jc w:val="both"/>
         <w:rPr>
-          <w:rFonts w:ascii="Sakkal Majalla" w:hAnsi="Sakkal Majalla" w:cs="Sakkal Majalla"/>
-          <w:sz w:val="28"/>
-          <w:szCs w:val="28"/>
-          <w:rtl/>
+          <w:rtl/>
+          <w:lang w:bidi="ar-AE"/>
         </w:rPr>
       </w:pPr>
       <w:r>
         <w:rPr>
-          <w:rFonts w:ascii="Sakkal Majalla" w:hAnsi="Sakkal Majalla" w:cs="Sakkal Majalla"/>
-          <w:sz w:val="28"/>
-          <w:szCs w:val="28"/>
-          <w:rtl/>
-          <w:lang w:bidi="ar-AE"/>
-        </w:rPr>
-        <w:t>ألوهية المسيح تشكل الأساس لسيادة كلمة الله المعلنة (إصحاح 1). هذا الموضوع يستمر في الإصحاح 3. هناك تُضاف أيضًا السيادة التي للمسيح – على نقيض موسى – كابن على بيته (حتى إصحاح 4: 13). المقطع ينتهي بوعد الراحة لشعب الله. في إصحاح 2 يوضع الأساس للحُكم العتيد ولكهنوت الرب يسوع في الحاضر، وذلك في طبيعته البشرية. هذا الموضوع يستمر من إصحاح 4: 14. في الإصحاح 5 يُكشف عن مجد شخص المسيح وخدمته. ويؤكد الكاتب على ذلك، بأنه من المستحيل بأن نعود إلى أركان اليهودية</w:t>
-      </w:r>
-      <w:r>
-        <w:rPr>
-          <w:rFonts w:ascii="Sakkal Majalla" w:hAnsi="Sakkal Majalla" w:cs="Sakkal Majalla"/>
-          <w:sz w:val="28"/>
-          <w:szCs w:val="28"/>
-          <w:rtl/>
-        </w:rPr>
-        <w:t>. إن حاد أحد عن الأمور السماوية، المسيحية فلن تكون هنالك أية سلطة يمكنها أن تعيده إليها. فلقد كان على العبرانيين أن يواصلوا في النمو بالحري على الأساس الذي وُضع مرة. فالله بذاته شجعهم على ذلك، بتأكيده لهم كورثة الموعد على عدم تغيّر قصده بكلمة أو بقسم. فإننا قد أصبحنا نرى داخل الحجاب حيث المسيح قد سبق ودخل قبلنا لأجلنا، كرئيس كهنة على رتبة ملكي صادق.</w:t>
+          <w:rFonts w:hint="cs"/>
+          <w:rtl/>
+          <w:lang w:bidi="ar-AE"/>
+        </w:rPr>
+        <w:t xml:space="preserve">ما هي الأسباب التي لم تكن لموسى بأن يبقى حيثما وضعته العناية الإلهية؟، </w:t>
+      </w:r>
+      <w:r>
+        <w:rPr>
+          <w:rFonts w:hint="cs"/>
+          <w:rtl/>
+          <w:lang w:bidi="ar-AE"/>
+        </w:rPr>
+        <w:t xml:space="preserve">نعم، وحتى أنه كان من الممكن أن تكون لديه الذريعة بأن يخدم بني إسرائيل بطريق مفيدة أكثر. لكن هذا كان سيعني الاستناد على قدرة فرعون بدلاً من الاعتراف بالرابطة التي ربطت الله بشعبه. إن نتيجة ذلك كان سيكون للشعب تسهيلاً يضمنه له العالم، وليس خلاصًا مكتملاً بمحبة الله وقدرته. موسى كان </w:t>
+      </w:r>
+      <w:r>
+        <w:rPr>
+          <w:rFonts w:hint="cs"/>
+          <w:rtl/>
+          <w:lang w:bidi="ar-AE"/>
+        </w:rPr>
+        <w:t>سيكون محميًا، لكن من دون كرامة مُطريًا لفرعون معترفًا بهيبته على شعب الله، وكان الشعب سيبقى في أسره معتمدًا على فرعون بدلاً من أن يعترف بالله في روابطه الرائعة التي كانت مرتبطة بقبول إسرائيل كشعب لله. عدا عن ذلك لما كان سيتمجد الله. هذا ما كان سيحدث لو بقي موسى في مكانه في قصر فرعون.</w:t>
+      </w:r>
+      <w:r>
+        <w:rPr>
+          <w:rFonts w:hint="cs"/>
+          <w:rtl/>
+          <w:lang w:bidi="ar-AE"/>
+        </w:rPr>
+        <w:t xml:space="preserve"> إنه لكانت</w:t>
+      </w:r>
+      <w:r>
+        <w:rPr>
+          <w:rFonts w:hint="cs"/>
+          <w:rtl/>
+          <w:lang w:bidi="ar-AE"/>
+        </w:rPr>
+        <w:t xml:space="preserve"> استنتاجات الناس والاعتبارات المستمدة من</w:t>
+      </w:r>
+      <w:r>
+        <w:rPr>
+          <w:rFonts w:hint="cs"/>
+          <w:rtl/>
+          <w:lang w:bidi="ar-AE"/>
+        </w:rPr>
+        <w:t xml:space="preserve"> طرق العناية الإلهية اتحدت معًا لتمنحه هذا الأمر. أما الإيمان فقد جعله يعرض عن ذلك.</w:t>
       </w:r>
     </w:p>
     <w:p>
       <w:pPr>
         <w:jc w:val="both"/>
         <w:rPr>
-          <w:rFonts w:ascii="Sakkal Majalla" w:hAnsi="Sakkal Majalla" w:cs="Sakkal Majalla"/>
-          <w:sz w:val="28"/>
-          <w:szCs w:val="28"/>
-          <w:rtl/>
+          <w:rtl/>
+          <w:lang w:bidi="ar-AE"/>
         </w:rPr>
       </w:pPr>
       <w:r>
         <w:rPr>
-          <w:rFonts w:ascii="Sakkal Majalla" w:hAnsi="Sakkal Majalla" w:cs="Sakkal Majalla"/>
-          <w:sz w:val="28"/>
-          <w:szCs w:val="28"/>
-          <w:rtl/>
-        </w:rPr>
-        <w:t>وطابع ملكي صادق هذا يتضمن حصرًا تنحية كل نظام الناموس جانبًا. فالكهنوت بحد ذاته سيتغيّر أيضًا. فهو ينتقل من الإنسان المائت إلى الابن الحي إلى الأبد.</w:t>
-      </w:r>
-      <w:r>
-        <w:rPr>
-          <w:rFonts w:ascii="Sakkal Majalla" w:hAnsi="Sakkal Majalla" w:cs="Sakkal Majalla"/>
-          <w:sz w:val="28"/>
-          <w:szCs w:val="28"/>
-          <w:rtl/>
-        </w:rPr>
-        <w:t xml:space="preserve"> "</w:t>
-      </w:r>
-      <w:r>
-        <w:rPr>
-          <w:rFonts w:ascii="Tahoma" w:hAnsi="Tahoma" w:cs="Tahoma"/>
-          <w:sz w:val="28"/>
-          <w:szCs w:val="28"/>
-        </w:rPr>
-        <w:t>﻿</w:t>
-      </w:r>
-      <w:r>
-        <w:rPr>
-          <w:rFonts w:ascii="Sakkal Majalla" w:hAnsi="Sakkal Majalla" w:cs="Sakkal Majalla"/>
-          <w:sz w:val="28"/>
-          <w:szCs w:val="28"/>
-          <w:rtl/>
-        </w:rPr>
-        <w:t xml:space="preserve"> </w:t>
-      </w:r>
-      <w:r>
-        <w:rPr>
-          <w:rFonts w:ascii="Tahoma" w:hAnsi="Tahoma" w:cs="Tahoma" w:hint="cs"/>
-          <w:sz w:val="28"/>
-          <w:szCs w:val="28"/>
-          <w:rtl/>
-        </w:rPr>
-        <w:t>﻿</w:t>
-      </w:r>
-      <w:r>
-        <w:rPr>
-          <w:rFonts w:ascii="Sakkal Majalla" w:hAnsi="Sakkal Majalla" w:cs="Sakkal Majalla"/>
-          <w:sz w:val="28"/>
-          <w:szCs w:val="28"/>
-          <w:rtl/>
-        </w:rPr>
-        <w:t>لأَنَّهُ كَانَ يَلِيقُ بِنَا رَئِيسُ كَهَنَةٍ مِثْلُ هذَا، قُدُّوسٌ بِلاَ شَرّ وَلاَ دَنَسٍ، قَدِ انْفَصَلَ عَنِ الْخُطَاةِ وَصَارَ أَعْلَى مِنَ السَّمَاوَاتِ</w:t>
-      </w:r>
-      <w:r>
-        <w:rPr>
-          <w:rFonts w:ascii="Sakkal Majalla" w:hAnsi="Sakkal Majalla" w:cs="Sakkal Majalla"/>
-          <w:sz w:val="28"/>
-          <w:szCs w:val="28"/>
-          <w:rtl/>
-        </w:rPr>
-        <w:t>" (إصحاح 7)</w:t>
+          <w:rFonts w:hint="cs"/>
+          <w:rtl/>
+          <w:lang w:bidi="ar-AE"/>
+        </w:rPr>
+        <w:t>فموسى يتساوى مع شعب الله. المعاملات الأولى التي بها يقترب من شعبه ربما تحمل طابع نشاط معين طبيعي ووعي بقوة لم تكن طاهرة من فوق؛ غير أنه هو الوحي الأول المُعتبر من الروح القدس كثمر جميل ومقبول في الإيمان (عبرانيين 11: 24، 26).</w:t>
       </w:r>
     </w:p>
     <w:p>
       <w:pPr>
         <w:jc w:val="both"/>
         <w:rPr>
-          <w:rFonts w:ascii="Sakkal Majalla" w:hAnsi="Sakkal Majalla" w:cs="Sakkal Majalla"/>
-          <w:sz w:val="28"/>
-          <w:szCs w:val="28"/>
-          <w:rtl/>
+          <w:rtl/>
+          <w:lang w:bidi="ar-AE"/>
         </w:rPr>
       </w:pPr>
       <w:r>
         <w:rPr>
-          <w:rFonts w:ascii="Sakkal Majalla" w:hAnsi="Sakkal Majalla" w:cs="Sakkal Majalla"/>
-          <w:sz w:val="28"/>
-          <w:szCs w:val="28"/>
-          <w:rtl/>
-        </w:rPr>
-        <w:t>في الإصحاح الـ8 يجلس رئيس الكهنة عن يمين العظمة في السموات "</w:t>
-      </w:r>
-      <w:r>
-        <w:rPr>
-          <w:rFonts w:ascii="Sakkal Majalla" w:hAnsi="Sakkal Majalla" w:cs="Sakkal Majalla"/>
-          <w:sz w:val="28"/>
-          <w:szCs w:val="28"/>
-          <w:rtl/>
-        </w:rPr>
-        <w:t>خَادِمًا لِلأَقْدَاسِ وَالْمَسْكَنِ الْحَقِيقِيِّ الَّذِي نَصَبَهُ الرَّبُّ لاَ إِنْسَانٌ</w:t>
-      </w:r>
-      <w:r>
-        <w:rPr>
-          <w:rFonts w:ascii="Sakkal Majalla" w:hAnsi="Sakkal Majalla" w:cs="Sakkal Majalla"/>
-          <w:sz w:val="28"/>
-          <w:szCs w:val="28"/>
-          <w:rtl/>
-        </w:rPr>
-        <w:t>." وحصريًا يتضمن الكهنوت القرابين. لكن قبل تناول مسألة القرابين ذُكر تغيير الناموس</w:t>
-      </w:r>
-      <w:r>
-        <w:rPr>
-          <w:rFonts w:ascii="Sakkal Majalla" w:hAnsi="Sakkal Majalla" w:cs="Sakkal Majalla" w:hint="cs"/>
-          <w:sz w:val="28"/>
-          <w:szCs w:val="28"/>
-          <w:rtl/>
-        </w:rPr>
-        <w:t>. والكهنوت مؤسس على هذا التغيير، بقدر أنه هو وسيط العهد الجديد. وللمسكن الأفضل والسماوي لا بد وأن تكون هنالك ذبائح أفضل منها أيضًا.</w:t>
+          <w:rFonts w:hint="cs"/>
+          <w:rtl/>
+          <w:lang w:bidi="ar-AE"/>
+        </w:rPr>
+        <w:t xml:space="preserve">لكن كان من الضروري بأن يخضع نشاطه كليًا لله، بأن لا يكون له منطلق آخر غير الله، وأن يكون فيه طاعة لمشيئته الصريحة. </w:t>
+      </w:r>
+      <w:r>
+        <w:rPr>
+          <w:rFonts w:hint="cs"/>
+          <w:rtl/>
+          <w:lang w:bidi="ar-AE"/>
+        </w:rPr>
+        <w:t>وكثيرًا ما يتعامل الرب بهذا المفهوم. إن الاحتياج للأمانة تظهر، لكن الله يضعنا جانبًا في تلك اللحظة ليعلّمنا بأن نتمم خدمتنا بالاعتماد عليه مباشرة وكليًا.</w:t>
       </w:r>
     </w:p>
     <w:p>
       <w:pPr>
         <w:jc w:val="both"/>
         <w:rPr>
-          <w:rFonts w:ascii="Sakkal Majalla" w:hAnsi="Sakkal Majalla" w:cs="Sakkal Majalla"/>
-          <w:sz w:val="28"/>
-          <w:szCs w:val="28"/>
-          <w:rtl/>
+          <w:rtl/>
+          <w:lang w:bidi="ar-AE"/>
         </w:rPr>
       </w:pPr>
       <w:r>
         <w:rPr>
-          <w:rFonts w:ascii="Sakkal Majalla" w:hAnsi="Sakkal Majalla" w:cs="Sakkal Majalla" w:hint="cs"/>
-          <w:sz w:val="28"/>
-          <w:szCs w:val="28"/>
-          <w:rtl/>
-        </w:rPr>
-        <w:t>لكن في خيمة الاجتماع كان هنالك فارق ما. ففي خيمة الاجتماع اليهودية القديمة لم يكن الحجاب مشقوقًا. أما الآن فهو قد انشق. وبذلك يُشير الروح القدس بأنه، طالما أن المسكن كان قائمًا، كان الطريق مغلقًا إلى داخل الأقداس. على خلاف قرابين العهد القديم فدم المسيح يطهّر الضمير، لا الخطايا فقط، وله تأثيره على كل نطاق روابط الكائن المخلوق بالله.</w:t>
-      </w:r>
-      <w:r>
-        <w:rPr>
-          <w:rFonts w:ascii="Sakkal Majalla" w:hAnsi="Sakkal Majalla" w:cs="Sakkal Majalla" w:hint="cs"/>
-          <w:sz w:val="28"/>
-          <w:szCs w:val="28"/>
-          <w:rtl/>
-        </w:rPr>
-        <w:t xml:space="preserve"> والتناقض التالي هو أن المسيح لم يكن مضطرًا بأن يكرر الذبيحة، حتى يدخل إلى داخل الأقداس السماوية؛ وإلا لكان سيضطر بأن يتألم عدة مرات. وفي نهاية جميع طرق الله التي سيُمتحن بها العالم، ظهر هو بالحري حتى يُنهي مسألة الخطية بذبيحته الواحدة دون غيرها. وعلى هذا وضع الرسول أمام مصير الإنسان الخاضع للموت وللدينونة، مصير المسيح. فلقد ذُبح مرة واحدة حتى يحمل خطايا الكثيرين، وسيعود ثانية لمنتظريه من دون أية رابطة بالخطية (</w:t>
-      </w:r>
-      <w:hyperlink r:id="rId5" w:anchor=":~:text=Im%20folgenden%20Kapitel%20entfaltet%20der%20Heilige%20Geist" w:history="1">
-        <w:r>
-          <w:rPr>
-            <w:rStyle w:val="Hyperlink"/>
-            <w:rFonts w:ascii="Sakkal Majalla" w:hAnsi="Sakkal Majalla" w:cs="Sakkal Majalla"/>
-            <w:sz w:val="28"/>
-            <w:szCs w:val="28"/>
-            <w:rtl/>
-          </w:rPr>
-          <w:t>إصحاح</w:t>
-        </w:r>
-      </w:hyperlink>
-      <w:r>
-        <w:rPr>
-          <w:rFonts w:ascii="Sakkal Majalla" w:hAnsi="Sakkal Majalla" w:cs="Sakkal Majalla" w:hint="cs"/>
-          <w:sz w:val="28"/>
-          <w:szCs w:val="28"/>
-          <w:rtl/>
-        </w:rPr>
-        <w:t xml:space="preserve"> 9).</w:t>
-      </w:r>
+          <w:rFonts w:hint="cs"/>
+          <w:rtl/>
+          <w:lang w:bidi="ar-AE"/>
+        </w:rPr>
+        <w:t xml:space="preserve">إن سيرة يسوع تقدم لنا أمرًا شبيهًا، من جهة الوقت الذي يخلو من كل نشاط، الذي انقضى من أول تواجد له في الهيكل إلى خدمته العلنية، ما عدا أنه لم يكن لديه أي تغافل أو خطأ، ومن ذلك الحين لم تكن هنالك أية عناية إلهية في الإرشاد ظاهريًا كان غايتها بأن ترده عن دربه. لأن كمال الدافع الباطني </w:t>
+      </w:r>
+      <w:r>
+        <w:rPr>
+          <w:rFonts w:hint="cs"/>
+          <w:rtl/>
+          <w:lang w:bidi="ar-AE"/>
+        </w:rPr>
+        <w:t>الذي كان يملؤه دائمًا منحه الوعي ابن مَن كان، وكان خاضعًا له وبنفس الوقت لمشيئة أبيه في الظروف التي وُضع فيها أدبيًا.</w:t>
+      </w:r>
+    </w:p>
+    <w:p>
+      <w:pPr>
+        <w:jc w:val="both"/>
+        <w:rPr>
+          <w:rtl/>
+          <w:lang w:bidi="ar-AE"/>
+        </w:rPr>
+      </w:pPr>
+      <w:r>
+        <w:rPr>
+          <w:rFonts w:hint="cs"/>
+          <w:rtl/>
+          <w:lang w:bidi="ar-AE"/>
+        </w:rPr>
+        <w:t xml:space="preserve">موسى، وهو لا زال خجولاً في أمانته، خائفًا من جانبٍ من السلطة التي منحته عادة معينة من الطاقة، وربما هو بنفسه لم يكن يعيها (لأن المرء يخشى من أين يحصل على قوته)، ومن الجانب الآخر منبوذًا من عدم </w:t>
+      </w:r>
+      <w:r>
+        <w:rPr>
+          <w:rFonts w:hint="cs"/>
+          <w:rtl/>
+          <w:lang w:bidi="ar-AE"/>
+        </w:rPr>
+        <w:t>تصديق</w:t>
+      </w:r>
+      <w:r>
+        <w:rPr>
+          <w:rFonts w:hint="cs"/>
+          <w:rtl/>
+          <w:lang w:bidi="ar-AE"/>
+        </w:rPr>
+        <w:t xml:space="preserve"> الذين كان قد </w:t>
+      </w:r>
+      <w:r>
+        <w:rPr>
+          <w:rFonts w:hint="cs"/>
+          <w:rtl/>
+          <w:lang w:bidi="ar-AE"/>
+        </w:rPr>
+        <w:t>جذبته</w:t>
+      </w:r>
+      <w:r>
+        <w:rPr>
+          <w:rFonts w:hint="cs"/>
+          <w:rtl/>
+          <w:lang w:bidi="ar-AE"/>
+        </w:rPr>
+        <w:t xml:space="preserve"> محبته وأمانته</w:t>
+      </w:r>
+      <w:r>
+        <w:rPr>
+          <w:rFonts w:hint="cs"/>
+          <w:rtl/>
+          <w:lang w:bidi="ar-AE"/>
+        </w:rPr>
+        <w:t xml:space="preserve"> إليهم (لأنهم لم يفهموه)، هرب إلى البرية، كمثال للرب يسوع، الذي رفضه الشعب الذي أحبه. إن هذا المثال يختلف عن مثال يوسف. فبخروج يوسف من السجن، حيثما كما لو كان قد أُسلم للموت، أخذ مكانة يسوع الممجد عن يمين عرش العظمة بين الأمم، وأخيرًا استقبل إخوته اللذين كان بعيدًا عنهم. إبناه هما شهادة عن البركة التي ضُمنت له أثناء ابتعاده هذا. هو دعاهما، منسى "</w:t>
+      </w:r>
+      <w:r>
+        <w:rPr>
+          <w:rtl/>
+          <w:lang w:bidi="ar-AE"/>
+        </w:rPr>
+        <w:t>«لأَنَّ اللهَ أَنْسَانِي</w:t>
+      </w:r>
+      <w:r>
+        <w:rPr>
+          <w:rFonts w:hint="cs"/>
+          <w:rtl/>
+          <w:lang w:bidi="ar-AE"/>
+        </w:rPr>
+        <w:t xml:space="preserve"> </w:t>
+      </w:r>
+      <w:r>
+        <w:rPr>
+          <w:rFonts w:hint="cs"/>
+          <w:rtl/>
+          <w:lang w:bidi="ar-AE"/>
+        </w:rPr>
+        <w:t>"، قال، "</w:t>
+      </w:r>
+      <w:r>
+        <w:rPr>
+          <w:rtl/>
+          <w:lang w:bidi="ar-AE"/>
+        </w:rPr>
+        <w:t>كُلَّ تَعَبِي وَكُلَّ بَيْتِ أَبِي».</w:t>
+      </w:r>
+      <w:r>
+        <w:rPr>
+          <w:rFonts w:hint="cs"/>
+          <w:rtl/>
+          <w:lang w:bidi="ar-AE"/>
+        </w:rPr>
+        <w:t xml:space="preserve">" </w:t>
+      </w:r>
+      <w:r>
+        <w:rPr>
+          <w:rtl/>
+          <w:lang w:bidi="ar-AE"/>
+        </w:rPr>
+        <w:t>–</w:t>
+      </w:r>
+      <w:r>
+        <w:rPr>
+          <w:rFonts w:hint="cs"/>
+          <w:rtl/>
+          <w:lang w:bidi="ar-AE"/>
+        </w:rPr>
+        <w:t xml:space="preserve"> وإفرايم، "</w:t>
+      </w:r>
+      <w:r>
+        <w:rPr>
+          <w:rtl/>
+          <w:lang w:bidi="ar-AE"/>
+        </w:rPr>
+        <w:t>لأَنَّ اللهَ جَعَلَنِي مُثْمِرًا فِي أَرْضِ مَذَلَّتِي</w:t>
+      </w:r>
+      <w:r>
+        <w:rPr>
+          <w:rFonts w:hint="cs"/>
+          <w:rtl/>
+          <w:lang w:bidi="ar-AE"/>
+        </w:rPr>
+        <w:t xml:space="preserve">" أما موسى فهو يمثل المسيح، بانفصاله عن إخوته؛ وعلى الرغم من أن صفورة يُنظر إليها كمثال للكنيسة، وهكذا أيضًا امرأة يوسف، </w:t>
+      </w:r>
+      <w:r>
+        <w:rPr>
+          <w:rFonts w:hint="cs"/>
+          <w:rtl/>
+          <w:lang w:bidi="ar-AE"/>
+        </w:rPr>
+        <w:t xml:space="preserve">أي كزوجة المخلص المرفوض من إسرائيل أثناء انفصاله (ابتعاده)، هكذا دائمًا ما ساد قلب موسى وعواطفه المعبّرة في أسماء يعطيها لمن هم اقل منه، بأنه بعيد عن إسرائيل. </w:t>
+      </w:r>
+      <w:r>
+        <w:rPr>
+          <w:rFonts w:hint="cs"/>
+          <w:rtl/>
+          <w:lang w:bidi="ar-AE"/>
+        </w:rPr>
+        <w:t>وثقه، راحته، موطنه هي مع هذا الشعب؛ وفي أي مكان آخر هو غريب. موسى هو مثال ليسوع، باعتباره مخلص إسرائيل يدعو ابنه جرشوم، أي غريب، "لأنه" قال، "</w:t>
+      </w:r>
+      <w:r>
+        <w:rPr>
+          <w:rtl/>
+          <w:lang w:bidi="ar-AE"/>
+        </w:rPr>
+        <w:t>«كُنْتُ نَزِيلاً فِي أَرْضٍ غَرِيبَةٍ»</w:t>
+      </w:r>
+      <w:r>
+        <w:rPr>
+          <w:rFonts w:hint="cs"/>
+          <w:rtl/>
+          <w:lang w:bidi="ar-AE"/>
+        </w:rPr>
+        <w:t>" يثرون يمثل لنا الأمم الذين التجأ إليهم المسيح بمجده، من بعدما أن رفضه اليهود.</w:t>
+      </w:r>
+    </w:p>
+    <w:p>
+      <w:pPr>
+        <w:jc w:val="both"/>
+        <w:rPr>
+          <w:lang w:bidi="ar-AE"/>
+        </w:rPr>
+      </w:pPr>
     </w:p>
     <w:sectPr>
       <w:pgSz w:w="11906" w:h="16838"/>
@@ -434,13 +409,13 @@
 </file>
 
 <file path=word/styles.xml><?xml version="1.0" encoding="utf-8"?>
-<w:styles xmlns:mc="http://schemas.openxmlformats.org/markup-compatibility/2006" xmlns:r="http://schemas.openxmlformats.org/officeDocument/2006/relationships" xmlns:w="http://schemas.openxmlformats.org/wordprocessingml/2006/main" xmlns:w14="http://schemas.microsoft.com/office/word/2010/wordml" xmlns:w15="http://schemas.microsoft.com/office/word/2012/wordml" xmlns:w16cex="http://schemas.microsoft.com/office/word/2018/wordml/cex" xmlns:w16cid="http://schemas.microsoft.com/office/word/2016/wordml/cid" xmlns:w16="http://schemas.microsoft.com/office/word/2018/wordml" xmlns:w16du="http://schemas.microsoft.com/office/word/2023/wordml/word16du" xmlns:w16sdtdh="http://schemas.microsoft.com/office/word/2020/wordml/sdtdatahash" xmlns:w16sdtfl="http://schemas.microsoft.com/office/word/2024/wordml/sdtformatlock" xmlns:w16se="http://schemas.microsoft.com/office/word/2015/wordml/symex" mc:Ignorable="w14 w15 w16se w16cid w16 w16cex w16sdtdh w16sdtfl w16du">
+<w:styles xmlns:mc="http://schemas.openxmlformats.org/markup-compatibility/2006" xmlns:r="http://schemas.openxmlformats.org/officeDocument/2006/relationships" xmlns:w="http://schemas.openxmlformats.org/wordprocessingml/2006/main" xmlns:w14="http://schemas.microsoft.com/office/word/2010/wordml" xmlns:w15="http://schemas.microsoft.com/office/word/2012/wordml" xmlns:w16cid="http://schemas.microsoft.com/office/word/2016/wordml/cid" xmlns:w16se="http://schemas.microsoft.com/office/word/2015/wordml/symex" mc:Ignorable="w14 w15 w16se w16cid">
   <w:docDefaults>
     <w:rPrDefault>
       <w:rPr>
-        <w:rFonts w:asciiTheme="minorHAnsi" w:eastAsiaTheme="minorHAnsi" w:hAnsiTheme="minorHAnsi" w:cstheme="minorBidi"/>
-        <w:sz w:val="22"/>
-        <w:szCs w:val="22"/>
+        <w:rFonts w:ascii="Sakkal Majalla" w:eastAsiaTheme="minorHAnsi" w:hAnsi="Sakkal Majalla" w:cs="Sakkal Majalla"/>
+        <w:sz w:val="28"/>
+        <w:szCs w:val="28"/>
         <w:lang w:val="en-US" w:eastAsia="en-US" w:bidi="ar-SA"/>
       </w:rPr>
     </w:rPrDefault>
@@ -834,9 +809,6 @@
     <w:pPr>
       <w:bidi/>
     </w:pPr>
-    <w:rPr>
-      <w:lang w:bidi="ar-EG"/>
-    </w:rPr>
   </w:style>
   <w:style w:type="character" w:default="1" w:styleId="DefaultParagraphFont">
     <w:name w:val="Default Paragraph Font"/>
@@ -870,7 +842,7 @@
     <w:basedOn w:val="DefaultParagraphFont"/>
     <w:uiPriority w:val="99"/>
     <w:unhideWhenUsed/>
-    <w:rsid w:val="000D1460"/>
+    <w:rsid w:val="00172677"/>
     <w:rPr>
       <w:color w:val="0563C1" w:themeColor="hyperlink"/>
       <w:u w:val="single"/>
@@ -882,22 +854,10 @@
     <w:uiPriority w:val="99"/>
     <w:semiHidden/>
     <w:unhideWhenUsed/>
-    <w:rsid w:val="000D1460"/>
+    <w:rsid w:val="00172677"/>
     <w:rPr>
       <w:color w:val="605E5C"/>
       <w:shd w:val="clear" w:color="auto" w:fill="E1DFDD"/>
-    </w:rPr>
-  </w:style>
-  <w:style w:type="character" w:styleId="FollowedHyperlink">
-    <w:name w:val="FollowedHyperlink"/>
-    <w:basedOn w:val="DefaultParagraphFont"/>
-    <w:uiPriority w:val="99"/>
-    <w:semiHidden/>
-    <w:unhideWhenUsed/>
-    <w:rsid w:val="00047635"/>
-    <w:rPr>
-      <w:color w:val="954F72" w:themeColor="followedHyperlink"/>
-      <w:u w:val="single"/>
     </w:rPr>
   </w:style>
 </w:styles>
